--- a/examples/bigquery/doc/BigQuery.docx
+++ b/examples/bigquery/doc/BigQuery.docx
@@ -706,7 +706,7 @@
         <w:rPr>
           <w:rStyle w:val="CommentTok"/>
         </w:rPr>
-        <w:t xml:space="preserve">#      user token). Example path: "~/projeto-ibge-edu.json"</w:t>
+        <w:t xml:space="preserve">#      user token). Example path: "~/path/to/bigquery-credentials.json"</w:t>
       </w:r>
       <w:r>
         <w:br/>
@@ -739,7 +739,7 @@
         <w:rPr>
           <w:rStyle w:val="StringTok"/>
         </w:rPr>
-        <w:t xml:space="preserve">"projeto-ibge-edu"</w:t>
+        <w:t xml:space="preserve">"&lt;your-gcp-project-id&gt;"</w:t>
       </w:r>
       <w:r>
         <w:rPr>
@@ -778,7 +778,7 @@
         <w:rPr>
           <w:rStyle w:val="StringTok"/>
         </w:rPr>
-        <w:t xml:space="preserve">"~/projeto-ibge-edu.json"</w:t>
+        <w:t xml:space="preserve">"~/path/to/bigquery-credentials.json"</w:t>
       </w:r>
       <w:r>
         <w:rPr>
